--- a/Reportes/Parcial_2/Ultimas practicas.docx
+++ b/Reportes/Parcial_2/Ultimas practicas.docx
@@ -477,6 +477,1312 @@
     <w:p>
       <w:pPr>
         <w:spacing w:after="0"/>
+      </w:pPr>
+    </w:p>
+    <w:p>
+      <w:pPr>
+        <w:spacing w:after="0"/>
+      </w:pPr>
+    </w:p>
+    <w:p>
+      <w:pPr>
+        <w:spacing w:after="0"/>
+        <w:jc w:val="center"/>
+        <w:rPr>
+          <w:rFonts w:ascii="Times New Roman" w:hAnsi="Times New Roman" w:cs="Times New Roman"/>
+          <w:b/>
+          <w:bCs/>
+        </w:rPr>
+      </w:pPr>
+      <w:r>
+        <w:rPr>
+          <w:rFonts w:ascii="Times New Roman" w:hAnsi="Times New Roman" w:cs="Times New Roman"/>
+          <w:b/>
+          <w:bCs/>
+        </w:rPr>
+        <w:lastRenderedPageBreak/>
+        <w:t>FOR ANIDADO:</w:t>
+      </w:r>
+    </w:p>
+    <w:p>
+      <w:pPr>
+        <w:spacing w:after="0"/>
+        <w:rPr>
+          <w:rFonts w:ascii="Times New Roman" w:hAnsi="Times New Roman" w:cs="Times New Roman"/>
+          <w:b/>
+          <w:bCs/>
+        </w:rPr>
+      </w:pPr>
+      <w:r>
+        <w:rPr>
+          <w:rFonts w:ascii="Times New Roman" w:hAnsi="Times New Roman" w:cs="Times New Roman"/>
+          <w:b/>
+          <w:bCs/>
+        </w:rPr>
+        <w:t>Ejercicio 1</w:t>
+      </w:r>
+    </w:p>
+    <w:p>
+      <w:pPr>
+        <w:spacing w:after="0"/>
+      </w:pPr>
+      <w:r>
+        <w:drawing>
+          <wp:anchor distT="0" distB="0" distL="114300" distR="114300" simplePos="0" relativeHeight="251661312" behindDoc="0" locked="0" layoutInCell="1" allowOverlap="1" wp14:anchorId="424E4410" wp14:editId="3B31253C">
+            <wp:simplePos x="0" y="0"/>
+            <wp:positionH relativeFrom="column">
+              <wp:posOffset>2675994</wp:posOffset>
+            </wp:positionH>
+            <wp:positionV relativeFrom="paragraph">
+              <wp:posOffset>691332</wp:posOffset>
+            </wp:positionV>
+            <wp:extent cx="2345942" cy="1414359"/>
+            <wp:effectExtent l="0" t="0" r="0" b="0"/>
+            <wp:wrapNone/>
+            <wp:docPr id="2123565008" name="Imagen 1" descr="Texto&#10;&#10;El contenido generado por IA puede ser incorrecto."/>
+            <wp:cNvGraphicFramePr>
+              <a:graphicFrameLocks xmlns:a="http://schemas.openxmlformats.org/drawingml/2006/main" noChangeAspect="1"/>
+            </wp:cNvGraphicFramePr>
+            <a:graphic xmlns:a="http://schemas.openxmlformats.org/drawingml/2006/main">
+              <a:graphicData uri="http://schemas.openxmlformats.org/drawingml/2006/picture">
+                <pic:pic xmlns:pic="http://schemas.openxmlformats.org/drawingml/2006/picture">
+                  <pic:nvPicPr>
+                    <pic:cNvPr id="2123565008" name="Imagen 1" descr="Texto&#10;&#10;El contenido generado por IA puede ser incorrecto."/>
+                    <pic:cNvPicPr/>
+                  </pic:nvPicPr>
+                  <pic:blipFill rotWithShape="1">
+                    <a:blip r:embed="rId6">
+                      <a:extLst>
+                        <a:ext uri="{28A0092B-C50C-407E-A947-70E740481C1C}">
+                          <a14:useLocalDpi xmlns:a14="http://schemas.microsoft.com/office/drawing/2010/main" val="0"/>
+                        </a:ext>
+                      </a:extLst>
+                    </a:blip>
+                    <a:srcRect r="78372"/>
+                    <a:stretch>
+                      <a:fillRect/>
+                    </a:stretch>
+                  </pic:blipFill>
+                  <pic:spPr bwMode="auto">
+                    <a:xfrm>
+                      <a:off x="0" y="0"/>
+                      <a:ext cx="2345942" cy="1414359"/>
+                    </a:xfrm>
+                    <a:prstGeom prst="rect">
+                      <a:avLst/>
+                    </a:prstGeom>
+                    <a:ln>
+                      <a:noFill/>
+                    </a:ln>
+                    <a:extLst>
+                      <a:ext uri="{53640926-AAD7-44D8-BBD7-CCE9431645EC}">
+                        <a14:shadowObscured xmlns:a14="http://schemas.microsoft.com/office/drawing/2010/main"/>
+                      </a:ext>
+                    </a:extLst>
+                  </pic:spPr>
+                </pic:pic>
+              </a:graphicData>
+            </a:graphic>
+            <wp14:sizeRelH relativeFrom="margin">
+              <wp14:pctWidth>0</wp14:pctWidth>
+            </wp14:sizeRelH>
+            <wp14:sizeRelV relativeFrom="margin">
+              <wp14:pctHeight>0</wp14:pctHeight>
+            </wp14:sizeRelV>
+          </wp:anchor>
+        </w:drawing>
+      </w:r>
+      <w:r>
+        <w:drawing>
+          <wp:inline distT="0" distB="0" distL="0" distR="0" wp14:anchorId="3DEB5C25" wp14:editId="6C7DD6D2">
+            <wp:extent cx="2184035" cy="3030656"/>
+            <wp:effectExtent l="0" t="0" r="6985" b="0"/>
+            <wp:docPr id="560847910" name="Imagen 1" descr="Una captura de pantalla de un celular&#10;&#10;El contenido generado por IA puede ser incorrecto."/>
+            <wp:cNvGraphicFramePr>
+              <a:graphicFrameLocks xmlns:a="http://schemas.openxmlformats.org/drawingml/2006/main" noChangeAspect="1"/>
+            </wp:cNvGraphicFramePr>
+            <a:graphic xmlns:a="http://schemas.openxmlformats.org/drawingml/2006/main">
+              <a:graphicData uri="http://schemas.openxmlformats.org/drawingml/2006/picture">
+                <pic:pic xmlns:pic="http://schemas.openxmlformats.org/drawingml/2006/picture">
+                  <pic:nvPicPr>
+                    <pic:cNvPr id="560847910" name="Imagen 1" descr="Una captura de pantalla de un celular&#10;&#10;El contenido generado por IA puede ser incorrecto."/>
+                    <pic:cNvPicPr/>
+                  </pic:nvPicPr>
+                  <pic:blipFill>
+                    <a:blip r:embed="rId7"/>
+                    <a:stretch>
+                      <a:fillRect/>
+                    </a:stretch>
+                  </pic:blipFill>
+                  <pic:spPr>
+                    <a:xfrm>
+                      <a:off x="0" y="0"/>
+                      <a:ext cx="2192919" cy="3042984"/>
+                    </a:xfrm>
+                    <a:prstGeom prst="rect">
+                      <a:avLst/>
+                    </a:prstGeom>
+                  </pic:spPr>
+                </pic:pic>
+              </a:graphicData>
+            </a:graphic>
+          </wp:inline>
+        </w:drawing>
+      </w:r>
+    </w:p>
+    <w:p>
+      <w:pPr>
+        <w:spacing w:after="0"/>
+        <w:rPr>
+          <w:rFonts w:ascii="Times New Roman" w:hAnsi="Times New Roman" w:cs="Times New Roman"/>
+          <w:b/>
+          <w:bCs/>
+        </w:rPr>
+      </w:pPr>
+      <w:r>
+        <w:rPr>
+          <w:rFonts w:ascii="Times New Roman" w:hAnsi="Times New Roman" w:cs="Times New Roman"/>
+          <w:b/>
+          <w:bCs/>
+        </w:rPr>
+        <w:t xml:space="preserve">Ejercicio </w:t>
+      </w:r>
+      <w:r>
+        <w:rPr>
+          <w:rFonts w:ascii="Times New Roman" w:hAnsi="Times New Roman" w:cs="Times New Roman"/>
+          <w:b/>
+          <w:bCs/>
+        </w:rPr>
+        <w:t>2</w:t>
+      </w:r>
+    </w:p>
+    <w:p>
+      <w:pPr>
+        <w:spacing w:after="0"/>
+        <w:rPr>
+          <w:rFonts w:ascii="Times New Roman" w:hAnsi="Times New Roman" w:cs="Times New Roman"/>
+          <w:b/>
+          <w:bCs/>
+        </w:rPr>
+      </w:pPr>
+      <w:r>
+        <w:rPr>
+          <w:rFonts w:ascii="Times New Roman" w:hAnsi="Times New Roman" w:cs="Times New Roman"/>
+          <w:b/>
+          <w:bCs/>
+        </w:rPr>
+        <w:drawing>
+          <wp:anchor distT="0" distB="0" distL="114300" distR="114300" simplePos="0" relativeHeight="251662336" behindDoc="0" locked="0" layoutInCell="1" allowOverlap="1" wp14:anchorId="7345B7A0" wp14:editId="57872163">
+            <wp:simplePos x="0" y="0"/>
+            <wp:positionH relativeFrom="column">
+              <wp:posOffset>3110638</wp:posOffset>
+            </wp:positionH>
+            <wp:positionV relativeFrom="paragraph">
+              <wp:posOffset>7986</wp:posOffset>
+            </wp:positionV>
+            <wp:extent cx="3157640" cy="4854502"/>
+            <wp:effectExtent l="0" t="0" r="5080" b="3810"/>
+            <wp:wrapNone/>
+            <wp:docPr id="632143633" name="Imagen 1" descr="Texto&#10;&#10;El contenido generado por IA puede ser incorrecto."/>
+            <wp:cNvGraphicFramePr>
+              <a:graphicFrameLocks xmlns:a="http://schemas.openxmlformats.org/drawingml/2006/main" noChangeAspect="1"/>
+            </wp:cNvGraphicFramePr>
+            <a:graphic xmlns:a="http://schemas.openxmlformats.org/drawingml/2006/main">
+              <a:graphicData uri="http://schemas.openxmlformats.org/drawingml/2006/picture">
+                <pic:pic xmlns:pic="http://schemas.openxmlformats.org/drawingml/2006/picture">
+                  <pic:nvPicPr>
+                    <pic:cNvPr id="632143633" name="Imagen 1" descr="Texto&#10;&#10;El contenido generado por IA puede ser incorrecto."/>
+                    <pic:cNvPicPr/>
+                  </pic:nvPicPr>
+                  <pic:blipFill>
+                    <a:blip r:embed="rId8">
+                      <a:extLst>
+                        <a:ext uri="{28A0092B-C50C-407E-A947-70E740481C1C}">
+                          <a14:useLocalDpi xmlns:a14="http://schemas.microsoft.com/office/drawing/2010/main" val="0"/>
+                        </a:ext>
+                      </a:extLst>
+                    </a:blip>
+                    <a:stretch>
+                      <a:fillRect/>
+                    </a:stretch>
+                  </pic:blipFill>
+                  <pic:spPr>
+                    <a:xfrm>
+                      <a:off x="0" y="0"/>
+                      <a:ext cx="3170371" cy="4874074"/>
+                    </a:xfrm>
+                    <a:prstGeom prst="rect">
+                      <a:avLst/>
+                    </a:prstGeom>
+                  </pic:spPr>
+                </pic:pic>
+              </a:graphicData>
+            </a:graphic>
+            <wp14:sizeRelH relativeFrom="margin">
+              <wp14:pctWidth>0</wp14:pctWidth>
+            </wp14:sizeRelH>
+            <wp14:sizeRelV relativeFrom="margin">
+              <wp14:pctHeight>0</wp14:pctHeight>
+            </wp14:sizeRelV>
+          </wp:anchor>
+        </w:drawing>
+      </w:r>
+      <w:r>
+        <w:rPr>
+          <w:rFonts w:ascii="Times New Roman" w:hAnsi="Times New Roman" w:cs="Times New Roman"/>
+          <w:b/>
+          <w:bCs/>
+        </w:rPr>
+        <w:drawing>
+          <wp:inline distT="0" distB="0" distL="0" distR="0" wp14:anchorId="425C4089" wp14:editId="30E061BC">
+            <wp:extent cx="2631367" cy="4788614"/>
+            <wp:effectExtent l="0" t="0" r="0" b="0"/>
+            <wp:docPr id="2086511113" name="Imagen 1" descr="Captura de pantalla de computadora&#10;&#10;El contenido generado por IA puede ser incorrecto."/>
+            <wp:cNvGraphicFramePr>
+              <a:graphicFrameLocks xmlns:a="http://schemas.openxmlformats.org/drawingml/2006/main" noChangeAspect="1"/>
+            </wp:cNvGraphicFramePr>
+            <a:graphic xmlns:a="http://schemas.openxmlformats.org/drawingml/2006/main">
+              <a:graphicData uri="http://schemas.openxmlformats.org/drawingml/2006/picture">
+                <pic:pic xmlns:pic="http://schemas.openxmlformats.org/drawingml/2006/picture">
+                  <pic:nvPicPr>
+                    <pic:cNvPr id="2086511113" name="Imagen 1" descr="Captura de pantalla de computadora&#10;&#10;El contenido generado por IA puede ser incorrecto."/>
+                    <pic:cNvPicPr/>
+                  </pic:nvPicPr>
+                  <pic:blipFill>
+                    <a:blip r:embed="rId9"/>
+                    <a:stretch>
+                      <a:fillRect/>
+                    </a:stretch>
+                  </pic:blipFill>
+                  <pic:spPr>
+                    <a:xfrm>
+                      <a:off x="0" y="0"/>
+                      <a:ext cx="2635982" cy="4797012"/>
+                    </a:xfrm>
+                    <a:prstGeom prst="rect">
+                      <a:avLst/>
+                    </a:prstGeom>
+                  </pic:spPr>
+                </pic:pic>
+              </a:graphicData>
+            </a:graphic>
+          </wp:inline>
+        </w:drawing>
+      </w:r>
+    </w:p>
+    <w:p>
+      <w:pPr>
+        <w:spacing w:after="0"/>
+        <w:rPr>
+          <w:rFonts w:ascii="Times New Roman" w:hAnsi="Times New Roman" w:cs="Times New Roman"/>
+          <w:b/>
+          <w:bCs/>
+        </w:rPr>
+      </w:pPr>
+    </w:p>
+    <w:p>
+      <w:pPr>
+        <w:spacing w:after="0"/>
+        <w:rPr>
+          <w:rFonts w:ascii="Times New Roman" w:hAnsi="Times New Roman" w:cs="Times New Roman"/>
+          <w:b/>
+          <w:bCs/>
+        </w:rPr>
+      </w:pPr>
+    </w:p>
+    <w:p>
+      <w:pPr>
+        <w:spacing w:after="0"/>
+        <w:rPr>
+          <w:rFonts w:ascii="Times New Roman" w:hAnsi="Times New Roman" w:cs="Times New Roman"/>
+          <w:b/>
+          <w:bCs/>
+        </w:rPr>
+      </w:pPr>
+      <w:r>
+        <w:rPr>
+          <w:rFonts w:ascii="Times New Roman" w:hAnsi="Times New Roman" w:cs="Times New Roman"/>
+          <w:b/>
+          <w:bCs/>
+        </w:rPr>
+        <w:lastRenderedPageBreak/>
+        <w:t xml:space="preserve">Ejercicio </w:t>
+      </w:r>
+      <w:r>
+        <w:rPr>
+          <w:rFonts w:ascii="Times New Roman" w:hAnsi="Times New Roman" w:cs="Times New Roman"/>
+          <w:b/>
+          <w:bCs/>
+        </w:rPr>
+        <w:t>3</w:t>
+      </w:r>
+    </w:p>
+    <w:p>
+      <w:pPr>
+        <w:spacing w:after="0"/>
+        <w:rPr>
+          <w:rFonts w:ascii="Times New Roman" w:hAnsi="Times New Roman" w:cs="Times New Roman"/>
+          <w:b/>
+          <w:bCs/>
+        </w:rPr>
+      </w:pPr>
+      <w:r>
+        <w:rPr>
+          <w:rFonts w:ascii="Times New Roman" w:hAnsi="Times New Roman" w:cs="Times New Roman"/>
+          <w:b/>
+          <w:bCs/>
+        </w:rPr>
+        <w:drawing>
+          <wp:anchor distT="0" distB="0" distL="114300" distR="114300" simplePos="0" relativeHeight="251663360" behindDoc="0" locked="0" layoutInCell="1" allowOverlap="1" wp14:anchorId="2C063D2C" wp14:editId="40FADBAC">
+            <wp:simplePos x="0" y="0"/>
+            <wp:positionH relativeFrom="column">
+              <wp:posOffset>3820987</wp:posOffset>
+            </wp:positionH>
+            <wp:positionV relativeFrom="paragraph">
+              <wp:posOffset>1091204</wp:posOffset>
+            </wp:positionV>
+            <wp:extent cx="2966490" cy="1940633"/>
+            <wp:effectExtent l="0" t="0" r="5715" b="2540"/>
+            <wp:wrapNone/>
+            <wp:docPr id="299893322" name="Imagen 1" descr="Calendario&#10;&#10;El contenido generado por IA puede ser incorrecto."/>
+            <wp:cNvGraphicFramePr>
+              <a:graphicFrameLocks xmlns:a="http://schemas.openxmlformats.org/drawingml/2006/main" noChangeAspect="1"/>
+            </wp:cNvGraphicFramePr>
+            <a:graphic xmlns:a="http://schemas.openxmlformats.org/drawingml/2006/main">
+              <a:graphicData uri="http://schemas.openxmlformats.org/drawingml/2006/picture">
+                <pic:pic xmlns:pic="http://schemas.openxmlformats.org/drawingml/2006/picture">
+                  <pic:nvPicPr>
+                    <pic:cNvPr id="299893322" name="Imagen 1" descr="Calendario&#10;&#10;El contenido generado por IA puede ser incorrecto."/>
+                    <pic:cNvPicPr/>
+                  </pic:nvPicPr>
+                  <pic:blipFill>
+                    <a:blip r:embed="rId10">
+                      <a:extLst>
+                        <a:ext uri="{28A0092B-C50C-407E-A947-70E740481C1C}">
+                          <a14:useLocalDpi xmlns:a14="http://schemas.microsoft.com/office/drawing/2010/main" val="0"/>
+                        </a:ext>
+                      </a:extLst>
+                    </a:blip>
+                    <a:stretch>
+                      <a:fillRect/>
+                    </a:stretch>
+                  </pic:blipFill>
+                  <pic:spPr>
+                    <a:xfrm>
+                      <a:off x="0" y="0"/>
+                      <a:ext cx="2966490" cy="1940633"/>
+                    </a:xfrm>
+                    <a:prstGeom prst="rect">
+                      <a:avLst/>
+                    </a:prstGeom>
+                  </pic:spPr>
+                </pic:pic>
+              </a:graphicData>
+            </a:graphic>
+            <wp14:sizeRelH relativeFrom="margin">
+              <wp14:pctWidth>0</wp14:pctWidth>
+            </wp14:sizeRelH>
+            <wp14:sizeRelV relativeFrom="margin">
+              <wp14:pctHeight>0</wp14:pctHeight>
+            </wp14:sizeRelV>
+          </wp:anchor>
+        </w:drawing>
+      </w:r>
+      <w:r>
+        <w:rPr>
+          <w:rFonts w:ascii="Times New Roman" w:hAnsi="Times New Roman" w:cs="Times New Roman"/>
+          <w:b/>
+          <w:bCs/>
+        </w:rPr>
+        <w:drawing>
+          <wp:inline distT="0" distB="0" distL="0" distR="0" wp14:anchorId="4745AB6A" wp14:editId="11CD0D01">
+            <wp:extent cx="3650544" cy="4348334"/>
+            <wp:effectExtent l="0" t="0" r="7620" b="0"/>
+            <wp:docPr id="870363030" name="Imagen 1" descr="Texto&#10;&#10;El contenido generado por IA puede ser incorrecto."/>
+            <wp:cNvGraphicFramePr>
+              <a:graphicFrameLocks xmlns:a="http://schemas.openxmlformats.org/drawingml/2006/main" noChangeAspect="1"/>
+            </wp:cNvGraphicFramePr>
+            <a:graphic xmlns:a="http://schemas.openxmlformats.org/drawingml/2006/main">
+              <a:graphicData uri="http://schemas.openxmlformats.org/drawingml/2006/picture">
+                <pic:pic xmlns:pic="http://schemas.openxmlformats.org/drawingml/2006/picture">
+                  <pic:nvPicPr>
+                    <pic:cNvPr id="870363030" name="Imagen 1" descr="Texto&#10;&#10;El contenido generado por IA puede ser incorrecto."/>
+                    <pic:cNvPicPr/>
+                  </pic:nvPicPr>
+                  <pic:blipFill>
+                    <a:blip r:embed="rId11"/>
+                    <a:stretch>
+                      <a:fillRect/>
+                    </a:stretch>
+                  </pic:blipFill>
+                  <pic:spPr>
+                    <a:xfrm>
+                      <a:off x="0" y="0"/>
+                      <a:ext cx="3660094" cy="4359710"/>
+                    </a:xfrm>
+                    <a:prstGeom prst="rect">
+                      <a:avLst/>
+                    </a:prstGeom>
+                  </pic:spPr>
+                </pic:pic>
+              </a:graphicData>
+            </a:graphic>
+          </wp:inline>
+        </w:drawing>
+      </w:r>
+    </w:p>
+    <w:p>
+      <w:pPr>
+        <w:spacing w:after="0"/>
+        <w:rPr>
+          <w:rFonts w:ascii="Times New Roman" w:hAnsi="Times New Roman" w:cs="Times New Roman"/>
+          <w:b/>
+          <w:bCs/>
+        </w:rPr>
+      </w:pPr>
+    </w:p>
+    <w:p>
+      <w:pPr>
+        <w:spacing w:after="0"/>
+        <w:rPr>
+          <w:rFonts w:ascii="Times New Roman" w:hAnsi="Times New Roman" w:cs="Times New Roman"/>
+          <w:b/>
+          <w:bCs/>
+        </w:rPr>
+      </w:pPr>
+      <w:r>
+        <w:rPr>
+          <w:rFonts w:ascii="Times New Roman" w:hAnsi="Times New Roman" w:cs="Times New Roman"/>
+          <w:b/>
+          <w:bCs/>
+        </w:rPr>
+        <w:t xml:space="preserve">Ejercicio </w:t>
+      </w:r>
+      <w:r>
+        <w:rPr>
+          <w:rFonts w:ascii="Times New Roman" w:hAnsi="Times New Roman" w:cs="Times New Roman"/>
+          <w:b/>
+          <w:bCs/>
+        </w:rPr>
+        <w:t>4</w:t>
+      </w:r>
+    </w:p>
+    <w:p>
+      <w:pPr>
+        <w:spacing w:after="0"/>
+        <w:rPr>
+          <w:rFonts w:ascii="Times New Roman" w:hAnsi="Times New Roman" w:cs="Times New Roman"/>
+          <w:b/>
+          <w:bCs/>
+        </w:rPr>
+      </w:pPr>
+      <w:r>
+        <w:rPr>
+          <w:rFonts w:ascii="Times New Roman" w:hAnsi="Times New Roman" w:cs="Times New Roman"/>
+          <w:b/>
+          <w:bCs/>
+        </w:rPr>
+        <w:drawing>
+          <wp:anchor distT="0" distB="0" distL="114300" distR="114300" simplePos="0" relativeHeight="251664384" behindDoc="0" locked="0" layoutInCell="1" allowOverlap="1" wp14:anchorId="396B821D" wp14:editId="3AFB9884">
+            <wp:simplePos x="0" y="0"/>
+            <wp:positionH relativeFrom="column">
+              <wp:posOffset>3320716</wp:posOffset>
+            </wp:positionH>
+            <wp:positionV relativeFrom="paragraph">
+              <wp:posOffset>973962</wp:posOffset>
+            </wp:positionV>
+            <wp:extent cx="3657600" cy="1318287"/>
+            <wp:effectExtent l="0" t="0" r="0" b="0"/>
+            <wp:wrapNone/>
+            <wp:docPr id="307291839" name="Imagen 1" descr="Fondo negro con letras blancas&#10;&#10;El contenido generado por IA puede ser incorrecto."/>
+            <wp:cNvGraphicFramePr>
+              <a:graphicFrameLocks xmlns:a="http://schemas.openxmlformats.org/drawingml/2006/main" noChangeAspect="1"/>
+            </wp:cNvGraphicFramePr>
+            <a:graphic xmlns:a="http://schemas.openxmlformats.org/drawingml/2006/main">
+              <a:graphicData uri="http://schemas.openxmlformats.org/drawingml/2006/picture">
+                <pic:pic xmlns:pic="http://schemas.openxmlformats.org/drawingml/2006/picture">
+                  <pic:nvPicPr>
+                    <pic:cNvPr id="307291839" name="Imagen 1" descr="Fondo negro con letras blancas&#10;&#10;El contenido generado por IA puede ser incorrecto."/>
+                    <pic:cNvPicPr/>
+                  </pic:nvPicPr>
+                  <pic:blipFill>
+                    <a:blip r:embed="rId12">
+                      <a:extLst>
+                        <a:ext uri="{28A0092B-C50C-407E-A947-70E740481C1C}">
+                          <a14:useLocalDpi xmlns:a14="http://schemas.microsoft.com/office/drawing/2010/main" val="0"/>
+                        </a:ext>
+                      </a:extLst>
+                    </a:blip>
+                    <a:stretch>
+                      <a:fillRect/>
+                    </a:stretch>
+                  </pic:blipFill>
+                  <pic:spPr>
+                    <a:xfrm>
+                      <a:off x="0" y="0"/>
+                      <a:ext cx="3657600" cy="1318287"/>
+                    </a:xfrm>
+                    <a:prstGeom prst="rect">
+                      <a:avLst/>
+                    </a:prstGeom>
+                  </pic:spPr>
+                </pic:pic>
+              </a:graphicData>
+            </a:graphic>
+          </wp:anchor>
+        </w:drawing>
+      </w:r>
+      <w:r>
+        <w:rPr>
+          <w:rFonts w:ascii="Times New Roman" w:hAnsi="Times New Roman" w:cs="Times New Roman"/>
+          <w:b/>
+          <w:bCs/>
+        </w:rPr>
+        <w:drawing>
+          <wp:inline distT="0" distB="0" distL="0" distR="0" wp14:anchorId="41DA95E2" wp14:editId="7FE3726C">
+            <wp:extent cx="2991815" cy="3328679"/>
+            <wp:effectExtent l="0" t="0" r="0" b="5080"/>
+            <wp:docPr id="621658926" name="Imagen 1" descr="Texto&#10;&#10;El contenido generado por IA puede ser incorrecto."/>
+            <wp:cNvGraphicFramePr>
+              <a:graphicFrameLocks xmlns:a="http://schemas.openxmlformats.org/drawingml/2006/main" noChangeAspect="1"/>
+            </wp:cNvGraphicFramePr>
+            <a:graphic xmlns:a="http://schemas.openxmlformats.org/drawingml/2006/main">
+              <a:graphicData uri="http://schemas.openxmlformats.org/drawingml/2006/picture">
+                <pic:pic xmlns:pic="http://schemas.openxmlformats.org/drawingml/2006/picture">
+                  <pic:nvPicPr>
+                    <pic:cNvPr id="621658926" name="Imagen 1" descr="Texto&#10;&#10;El contenido generado por IA puede ser incorrecto."/>
+                    <pic:cNvPicPr/>
+                  </pic:nvPicPr>
+                  <pic:blipFill>
+                    <a:blip r:embed="rId13"/>
+                    <a:stretch>
+                      <a:fillRect/>
+                    </a:stretch>
+                  </pic:blipFill>
+                  <pic:spPr>
+                    <a:xfrm>
+                      <a:off x="0" y="0"/>
+                      <a:ext cx="3004769" cy="3343092"/>
+                    </a:xfrm>
+                    <a:prstGeom prst="rect">
+                      <a:avLst/>
+                    </a:prstGeom>
+                  </pic:spPr>
+                </pic:pic>
+              </a:graphicData>
+            </a:graphic>
+          </wp:inline>
+        </w:drawing>
+      </w:r>
+    </w:p>
+    <w:p>
+      <w:pPr>
+        <w:spacing w:after="0"/>
+        <w:rPr>
+          <w:rFonts w:ascii="Times New Roman" w:hAnsi="Times New Roman" w:cs="Times New Roman"/>
+          <w:b/>
+          <w:bCs/>
+        </w:rPr>
+      </w:pPr>
+    </w:p>
+    <w:p>
+      <w:pPr>
+        <w:spacing w:after="0"/>
+        <w:rPr>
+          <w:rFonts w:ascii="Times New Roman" w:hAnsi="Times New Roman" w:cs="Times New Roman"/>
+          <w:b/>
+          <w:bCs/>
+        </w:rPr>
+      </w:pPr>
+    </w:p>
+    <w:p>
+      <w:pPr>
+        <w:spacing w:after="0"/>
+        <w:rPr>
+          <w:rFonts w:ascii="Times New Roman" w:hAnsi="Times New Roman" w:cs="Times New Roman"/>
+          <w:b/>
+          <w:bCs/>
+        </w:rPr>
+      </w:pPr>
+    </w:p>
+    <w:p>
+      <w:pPr>
+        <w:spacing w:after="0"/>
+        <w:rPr>
+          <w:rFonts w:ascii="Times New Roman" w:hAnsi="Times New Roman" w:cs="Times New Roman"/>
+          <w:b/>
+          <w:bCs/>
+        </w:rPr>
+      </w:pPr>
+      <w:r>
+        <w:rPr>
+          <w:rFonts w:ascii="Times New Roman" w:hAnsi="Times New Roman" w:cs="Times New Roman"/>
+          <w:b/>
+          <w:bCs/>
+        </w:rPr>
+        <w:lastRenderedPageBreak/>
+        <w:t xml:space="preserve">Ejercicio </w:t>
+      </w:r>
+      <w:r>
+        <w:rPr>
+          <w:rFonts w:ascii="Times New Roman" w:hAnsi="Times New Roman" w:cs="Times New Roman"/>
+          <w:b/>
+          <w:bCs/>
+        </w:rPr>
+        <w:t>5</w:t>
+      </w:r>
+    </w:p>
+    <w:p>
+      <w:pPr>
+        <w:spacing w:after="0"/>
+        <w:rPr>
+          <w:rFonts w:ascii="Times New Roman" w:hAnsi="Times New Roman" w:cs="Times New Roman"/>
+          <w:b/>
+          <w:bCs/>
+        </w:rPr>
+      </w:pPr>
+      <w:r>
+        <w:rPr>
+          <w:rFonts w:ascii="Times New Roman" w:hAnsi="Times New Roman" w:cs="Times New Roman"/>
+          <w:b/>
+          <w:bCs/>
+        </w:rPr>
+        <w:drawing>
+          <wp:anchor distT="0" distB="0" distL="114300" distR="114300" simplePos="0" relativeHeight="251665408" behindDoc="1" locked="0" layoutInCell="1" allowOverlap="1" wp14:anchorId="16D95DB6" wp14:editId="5D540E76">
+            <wp:simplePos x="0" y="0"/>
+            <wp:positionH relativeFrom="margin">
+              <wp:align>right</wp:align>
+            </wp:positionH>
+            <wp:positionV relativeFrom="paragraph">
+              <wp:posOffset>638051</wp:posOffset>
+            </wp:positionV>
+            <wp:extent cx="3315163" cy="1200318"/>
+            <wp:effectExtent l="0" t="0" r="0" b="0"/>
+            <wp:wrapNone/>
+            <wp:docPr id="1114869172" name="Imagen 1" descr="Texto&#10;&#10;El contenido generado por IA puede ser incorrecto."/>
+            <wp:cNvGraphicFramePr>
+              <a:graphicFrameLocks xmlns:a="http://schemas.openxmlformats.org/drawingml/2006/main" noChangeAspect="1"/>
+            </wp:cNvGraphicFramePr>
+            <a:graphic xmlns:a="http://schemas.openxmlformats.org/drawingml/2006/main">
+              <a:graphicData uri="http://schemas.openxmlformats.org/drawingml/2006/picture">
+                <pic:pic xmlns:pic="http://schemas.openxmlformats.org/drawingml/2006/picture">
+                  <pic:nvPicPr>
+                    <pic:cNvPr id="1114869172" name="Imagen 1" descr="Texto&#10;&#10;El contenido generado por IA puede ser incorrecto."/>
+                    <pic:cNvPicPr/>
+                  </pic:nvPicPr>
+                  <pic:blipFill>
+                    <a:blip r:embed="rId14">
+                      <a:extLst>
+                        <a:ext uri="{28A0092B-C50C-407E-A947-70E740481C1C}">
+                          <a14:useLocalDpi xmlns:a14="http://schemas.microsoft.com/office/drawing/2010/main" val="0"/>
+                        </a:ext>
+                      </a:extLst>
+                    </a:blip>
+                    <a:stretch>
+                      <a:fillRect/>
+                    </a:stretch>
+                  </pic:blipFill>
+                  <pic:spPr>
+                    <a:xfrm>
+                      <a:off x="0" y="0"/>
+                      <a:ext cx="3315163" cy="1200318"/>
+                    </a:xfrm>
+                    <a:prstGeom prst="rect">
+                      <a:avLst/>
+                    </a:prstGeom>
+                  </pic:spPr>
+                </pic:pic>
+              </a:graphicData>
+            </a:graphic>
+          </wp:anchor>
+        </w:drawing>
+      </w:r>
+      <w:r>
+        <w:rPr>
+          <w:rFonts w:ascii="Times New Roman" w:hAnsi="Times New Roman" w:cs="Times New Roman"/>
+          <w:b/>
+          <w:bCs/>
+        </w:rPr>
+        <w:drawing>
+          <wp:inline distT="0" distB="0" distL="0" distR="0" wp14:anchorId="6581F452" wp14:editId="613D3F49">
+            <wp:extent cx="3038899" cy="2572109"/>
+            <wp:effectExtent l="0" t="0" r="9525" b="0"/>
+            <wp:docPr id="803637199" name="Imagen 1" descr="Texto&#10;&#10;El contenido generado por IA puede ser incorrecto."/>
+            <wp:cNvGraphicFramePr>
+              <a:graphicFrameLocks xmlns:a="http://schemas.openxmlformats.org/drawingml/2006/main" noChangeAspect="1"/>
+            </wp:cNvGraphicFramePr>
+            <a:graphic xmlns:a="http://schemas.openxmlformats.org/drawingml/2006/main">
+              <a:graphicData uri="http://schemas.openxmlformats.org/drawingml/2006/picture">
+                <pic:pic xmlns:pic="http://schemas.openxmlformats.org/drawingml/2006/picture">
+                  <pic:nvPicPr>
+                    <pic:cNvPr id="803637199" name="Imagen 1" descr="Texto&#10;&#10;El contenido generado por IA puede ser incorrecto."/>
+                    <pic:cNvPicPr/>
+                  </pic:nvPicPr>
+                  <pic:blipFill>
+                    <a:blip r:embed="rId15"/>
+                    <a:stretch>
+                      <a:fillRect/>
+                    </a:stretch>
+                  </pic:blipFill>
+                  <pic:spPr>
+                    <a:xfrm>
+                      <a:off x="0" y="0"/>
+                      <a:ext cx="3038899" cy="2572109"/>
+                    </a:xfrm>
+                    <a:prstGeom prst="rect">
+                      <a:avLst/>
+                    </a:prstGeom>
+                  </pic:spPr>
+                </pic:pic>
+              </a:graphicData>
+            </a:graphic>
+          </wp:inline>
+        </w:drawing>
+      </w:r>
+    </w:p>
+    <w:p>
+      <w:pPr>
+        <w:spacing w:after="0"/>
+        <w:rPr>
+          <w:rFonts w:ascii="Times New Roman" w:hAnsi="Times New Roman" w:cs="Times New Roman"/>
+          <w:b/>
+          <w:bCs/>
+        </w:rPr>
+      </w:pPr>
+    </w:p>
+    <w:p>
+      <w:pPr>
+        <w:spacing w:after="0"/>
+        <w:rPr>
+          <w:rFonts w:ascii="Times New Roman" w:hAnsi="Times New Roman" w:cs="Times New Roman"/>
+          <w:b/>
+          <w:bCs/>
+        </w:rPr>
+      </w:pPr>
+      <w:r>
+        <w:rPr>
+          <w:rFonts w:ascii="Times New Roman" w:hAnsi="Times New Roman" w:cs="Times New Roman"/>
+          <w:b/>
+          <w:bCs/>
+        </w:rPr>
+        <w:t xml:space="preserve">Ejercicio </w:t>
+      </w:r>
+      <w:r>
+        <w:rPr>
+          <w:rFonts w:ascii="Times New Roman" w:hAnsi="Times New Roman" w:cs="Times New Roman"/>
+          <w:b/>
+          <w:bCs/>
+        </w:rPr>
+        <w:t>6</w:t>
+      </w:r>
+    </w:p>
+    <w:p>
+      <w:pPr>
+        <w:spacing w:after="0"/>
+        <w:rPr>
+          <w:rFonts w:ascii="Times New Roman" w:hAnsi="Times New Roman" w:cs="Times New Roman"/>
+          <w:b/>
+          <w:bCs/>
+        </w:rPr>
+      </w:pPr>
+      <w:r>
+        <w:rPr>
+          <w:rFonts w:ascii="Times New Roman" w:hAnsi="Times New Roman" w:cs="Times New Roman"/>
+          <w:b/>
+          <w:bCs/>
+        </w:rPr>
+        <w:drawing>
+          <wp:anchor distT="0" distB="0" distL="114300" distR="114300" simplePos="0" relativeHeight="251666432" behindDoc="0" locked="0" layoutInCell="1" allowOverlap="1" wp14:anchorId="3C4A1221" wp14:editId="05E903F9">
+            <wp:simplePos x="0" y="0"/>
+            <wp:positionH relativeFrom="column">
+              <wp:posOffset>2689339</wp:posOffset>
+            </wp:positionH>
+            <wp:positionV relativeFrom="paragraph">
+              <wp:posOffset>908352</wp:posOffset>
+            </wp:positionV>
+            <wp:extent cx="3019846" cy="3067478"/>
+            <wp:effectExtent l="0" t="0" r="9525" b="0"/>
+            <wp:wrapNone/>
+            <wp:docPr id="915201972" name="Imagen 1" descr="Texto&#10;&#10;El contenido generado por IA puede ser incorrecto."/>
+            <wp:cNvGraphicFramePr>
+              <a:graphicFrameLocks xmlns:a="http://schemas.openxmlformats.org/drawingml/2006/main" noChangeAspect="1"/>
+            </wp:cNvGraphicFramePr>
+            <a:graphic xmlns:a="http://schemas.openxmlformats.org/drawingml/2006/main">
+              <a:graphicData uri="http://schemas.openxmlformats.org/drawingml/2006/picture">
+                <pic:pic xmlns:pic="http://schemas.openxmlformats.org/drawingml/2006/picture">
+                  <pic:nvPicPr>
+                    <pic:cNvPr id="915201972" name="Imagen 1" descr="Texto&#10;&#10;El contenido generado por IA puede ser incorrecto."/>
+                    <pic:cNvPicPr/>
+                  </pic:nvPicPr>
+                  <pic:blipFill>
+                    <a:blip r:embed="rId16">
+                      <a:extLst>
+                        <a:ext uri="{28A0092B-C50C-407E-A947-70E740481C1C}">
+                          <a14:useLocalDpi xmlns:a14="http://schemas.microsoft.com/office/drawing/2010/main" val="0"/>
+                        </a:ext>
+                      </a:extLst>
+                    </a:blip>
+                    <a:stretch>
+                      <a:fillRect/>
+                    </a:stretch>
+                  </pic:blipFill>
+                  <pic:spPr>
+                    <a:xfrm>
+                      <a:off x="0" y="0"/>
+                      <a:ext cx="3019846" cy="3067478"/>
+                    </a:xfrm>
+                    <a:prstGeom prst="rect">
+                      <a:avLst/>
+                    </a:prstGeom>
+                  </pic:spPr>
+                </pic:pic>
+              </a:graphicData>
+            </a:graphic>
+          </wp:anchor>
+        </w:drawing>
+      </w:r>
+      <w:r>
+        <w:rPr>
+          <w:rFonts w:ascii="Times New Roman" w:hAnsi="Times New Roman" w:cs="Times New Roman"/>
+          <w:b/>
+          <w:bCs/>
+        </w:rPr>
+        <w:drawing>
+          <wp:inline distT="0" distB="0" distL="0" distR="0" wp14:anchorId="56FF8D22" wp14:editId="1165C866">
+            <wp:extent cx="1600481" cy="5058803"/>
+            <wp:effectExtent l="0" t="0" r="0" b="8890"/>
+            <wp:docPr id="386501266" name="Imagen 1" descr="Pantalla de computadora&#10;&#10;El contenido generado por IA puede ser incorrecto."/>
+            <wp:cNvGraphicFramePr>
+              <a:graphicFrameLocks xmlns:a="http://schemas.openxmlformats.org/drawingml/2006/main" noChangeAspect="1"/>
+            </wp:cNvGraphicFramePr>
+            <a:graphic xmlns:a="http://schemas.openxmlformats.org/drawingml/2006/main">
+              <a:graphicData uri="http://schemas.openxmlformats.org/drawingml/2006/picture">
+                <pic:pic xmlns:pic="http://schemas.openxmlformats.org/drawingml/2006/picture">
+                  <pic:nvPicPr>
+                    <pic:cNvPr id="386501266" name="Imagen 1" descr="Pantalla de computadora&#10;&#10;El contenido generado por IA puede ser incorrecto."/>
+                    <pic:cNvPicPr/>
+                  </pic:nvPicPr>
+                  <pic:blipFill>
+                    <a:blip r:embed="rId17"/>
+                    <a:stretch>
+                      <a:fillRect/>
+                    </a:stretch>
+                  </pic:blipFill>
+                  <pic:spPr>
+                    <a:xfrm>
+                      <a:off x="0" y="0"/>
+                      <a:ext cx="1632970" cy="5161493"/>
+                    </a:xfrm>
+                    <a:prstGeom prst="rect">
+                      <a:avLst/>
+                    </a:prstGeom>
+                  </pic:spPr>
+                </pic:pic>
+              </a:graphicData>
+            </a:graphic>
+          </wp:inline>
+        </w:drawing>
+      </w:r>
+    </w:p>
+    <w:p>
+      <w:pPr>
+        <w:spacing w:after="0"/>
+        <w:rPr>
+          <w:rFonts w:ascii="Times New Roman" w:hAnsi="Times New Roman" w:cs="Times New Roman"/>
+          <w:b/>
+          <w:bCs/>
+        </w:rPr>
+      </w:pPr>
+    </w:p>
+    <w:p>
+      <w:pPr>
+        <w:spacing w:after="0"/>
+        <w:rPr>
+          <w:rFonts w:ascii="Times New Roman" w:hAnsi="Times New Roman" w:cs="Times New Roman"/>
+          <w:b/>
+          <w:bCs/>
+        </w:rPr>
+      </w:pPr>
+    </w:p>
+    <w:p>
+      <w:pPr>
+        <w:spacing w:after="0"/>
+        <w:rPr>
+          <w:rFonts w:ascii="Times New Roman" w:hAnsi="Times New Roman" w:cs="Times New Roman"/>
+          <w:b/>
+          <w:bCs/>
+        </w:rPr>
+      </w:pPr>
+    </w:p>
+    <w:p>
+      <w:pPr>
+        <w:spacing w:after="0"/>
+        <w:rPr>
+          <w:rFonts w:ascii="Times New Roman" w:hAnsi="Times New Roman" w:cs="Times New Roman"/>
+          <w:b/>
+          <w:bCs/>
+        </w:rPr>
+      </w:pPr>
+      <w:r>
+        <w:rPr>
+          <w:rFonts w:ascii="Times New Roman" w:hAnsi="Times New Roman" w:cs="Times New Roman"/>
+          <w:b/>
+          <w:bCs/>
+        </w:rPr>
+        <w:lastRenderedPageBreak/>
+        <w:t xml:space="preserve">Ejercicio </w:t>
+      </w:r>
+      <w:r>
+        <w:rPr>
+          <w:rFonts w:ascii="Times New Roman" w:hAnsi="Times New Roman" w:cs="Times New Roman"/>
+          <w:b/>
+          <w:bCs/>
+        </w:rPr>
+        <w:t>7</w:t>
+      </w:r>
+    </w:p>
+    <w:p>
+      <w:pPr>
+        <w:spacing w:after="0"/>
+        <w:rPr>
+          <w:rFonts w:ascii="Times New Roman" w:hAnsi="Times New Roman" w:cs="Times New Roman"/>
+          <w:b/>
+          <w:bCs/>
+        </w:rPr>
+      </w:pPr>
+      <w:r>
+        <w:rPr>
+          <w:rFonts w:ascii="Times New Roman" w:hAnsi="Times New Roman" w:cs="Times New Roman"/>
+          <w:b/>
+          <w:bCs/>
+        </w:rPr>
+        <w:drawing>
+          <wp:anchor distT="0" distB="0" distL="114300" distR="114300" simplePos="0" relativeHeight="251667456" behindDoc="0" locked="0" layoutInCell="1" allowOverlap="1" wp14:anchorId="13098DF0" wp14:editId="50C2FD75">
+            <wp:simplePos x="0" y="0"/>
+            <wp:positionH relativeFrom="page">
+              <wp:posOffset>4236327</wp:posOffset>
+            </wp:positionH>
+            <wp:positionV relativeFrom="paragraph">
+              <wp:posOffset>709624</wp:posOffset>
+            </wp:positionV>
+            <wp:extent cx="3321226" cy="2578740"/>
+            <wp:effectExtent l="0" t="0" r="0" b="0"/>
+            <wp:wrapNone/>
+            <wp:docPr id="83582793" name="Imagen 1" descr="Texto&#10;&#10;El contenido generado por IA puede ser incorrecto."/>
+            <wp:cNvGraphicFramePr>
+              <a:graphicFrameLocks xmlns:a="http://schemas.openxmlformats.org/drawingml/2006/main" noChangeAspect="1"/>
+            </wp:cNvGraphicFramePr>
+            <a:graphic xmlns:a="http://schemas.openxmlformats.org/drawingml/2006/main">
+              <a:graphicData uri="http://schemas.openxmlformats.org/drawingml/2006/picture">
+                <pic:pic xmlns:pic="http://schemas.openxmlformats.org/drawingml/2006/picture">
+                  <pic:nvPicPr>
+                    <pic:cNvPr id="83582793" name="Imagen 1" descr="Texto&#10;&#10;El contenido generado por IA puede ser incorrecto."/>
+                    <pic:cNvPicPr/>
+                  </pic:nvPicPr>
+                  <pic:blipFill>
+                    <a:blip r:embed="rId18">
+                      <a:extLst>
+                        <a:ext uri="{28A0092B-C50C-407E-A947-70E740481C1C}">
+                          <a14:useLocalDpi xmlns:a14="http://schemas.microsoft.com/office/drawing/2010/main" val="0"/>
+                        </a:ext>
+                      </a:extLst>
+                    </a:blip>
+                    <a:stretch>
+                      <a:fillRect/>
+                    </a:stretch>
+                  </pic:blipFill>
+                  <pic:spPr>
+                    <a:xfrm>
+                      <a:off x="0" y="0"/>
+                      <a:ext cx="3321226" cy="2578740"/>
+                    </a:xfrm>
+                    <a:prstGeom prst="rect">
+                      <a:avLst/>
+                    </a:prstGeom>
+                  </pic:spPr>
+                </pic:pic>
+              </a:graphicData>
+            </a:graphic>
+            <wp14:sizeRelH relativeFrom="margin">
+              <wp14:pctWidth>0</wp14:pctWidth>
+            </wp14:sizeRelH>
+            <wp14:sizeRelV relativeFrom="margin">
+              <wp14:pctHeight>0</wp14:pctHeight>
+            </wp14:sizeRelV>
+          </wp:anchor>
+        </w:drawing>
+      </w:r>
+      <w:r>
+        <w:rPr>
+          <w:rFonts w:ascii="Times New Roman" w:hAnsi="Times New Roman" w:cs="Times New Roman"/>
+          <w:b/>
+          <w:bCs/>
+        </w:rPr>
+        <w:drawing>
+          <wp:inline distT="0" distB="0" distL="0" distR="0" wp14:anchorId="6BFF8D4B" wp14:editId="41F66A46">
+            <wp:extent cx="3586535" cy="3743120"/>
+            <wp:effectExtent l="0" t="0" r="0" b="0"/>
+            <wp:docPr id="447983945" name="Imagen 1" descr="Texto&#10;&#10;El contenido generado por IA puede ser incorrecto."/>
+            <wp:cNvGraphicFramePr>
+              <a:graphicFrameLocks xmlns:a="http://schemas.openxmlformats.org/drawingml/2006/main" noChangeAspect="1"/>
+            </wp:cNvGraphicFramePr>
+            <a:graphic xmlns:a="http://schemas.openxmlformats.org/drawingml/2006/main">
+              <a:graphicData uri="http://schemas.openxmlformats.org/drawingml/2006/picture">
+                <pic:pic xmlns:pic="http://schemas.openxmlformats.org/drawingml/2006/picture">
+                  <pic:nvPicPr>
+                    <pic:cNvPr id="447983945" name="Imagen 1" descr="Texto&#10;&#10;El contenido generado por IA puede ser incorrecto."/>
+                    <pic:cNvPicPr/>
+                  </pic:nvPicPr>
+                  <pic:blipFill>
+                    <a:blip r:embed="rId19"/>
+                    <a:stretch>
+                      <a:fillRect/>
+                    </a:stretch>
+                  </pic:blipFill>
+                  <pic:spPr>
+                    <a:xfrm>
+                      <a:off x="0" y="0"/>
+                      <a:ext cx="3593771" cy="3750672"/>
+                    </a:xfrm>
+                    <a:prstGeom prst="rect">
+                      <a:avLst/>
+                    </a:prstGeom>
+                  </pic:spPr>
+                </pic:pic>
+              </a:graphicData>
+            </a:graphic>
+          </wp:inline>
+        </w:drawing>
+      </w:r>
+    </w:p>
+    <w:p>
+      <w:pPr>
+        <w:spacing w:after="0"/>
+        <w:rPr>
+          <w:rFonts w:ascii="Times New Roman" w:hAnsi="Times New Roman" w:cs="Times New Roman"/>
+          <w:b/>
+          <w:bCs/>
+        </w:rPr>
+      </w:pPr>
+    </w:p>
+    <w:p>
+      <w:pPr>
+        <w:spacing w:after="0"/>
+        <w:rPr>
+          <w:rFonts w:ascii="Times New Roman" w:hAnsi="Times New Roman" w:cs="Times New Roman"/>
+          <w:b/>
+          <w:bCs/>
+        </w:rPr>
+      </w:pPr>
+    </w:p>
+    <w:p>
+      <w:pPr>
+        <w:spacing w:after="0"/>
+        <w:rPr>
+          <w:rFonts w:ascii="Times New Roman" w:hAnsi="Times New Roman" w:cs="Times New Roman"/>
+          <w:b/>
+          <w:bCs/>
+        </w:rPr>
+      </w:pPr>
+    </w:p>
+    <w:p>
+      <w:pPr>
+        <w:spacing w:after="0"/>
+        <w:rPr>
+          <w:rFonts w:ascii="Times New Roman" w:hAnsi="Times New Roman" w:cs="Times New Roman"/>
+          <w:b/>
+          <w:bCs/>
+        </w:rPr>
+      </w:pPr>
+    </w:p>
+    <w:p>
+      <w:pPr>
+        <w:spacing w:after="0"/>
+        <w:rPr>
+          <w:rFonts w:ascii="Times New Roman" w:hAnsi="Times New Roman" w:cs="Times New Roman"/>
+          <w:b/>
+          <w:bCs/>
+        </w:rPr>
+      </w:pPr>
+    </w:p>
+    <w:p>
+      <w:pPr>
+        <w:spacing w:after="0"/>
+        <w:rPr>
+          <w:rFonts w:ascii="Times New Roman" w:hAnsi="Times New Roman" w:cs="Times New Roman"/>
+          <w:b/>
+          <w:bCs/>
+        </w:rPr>
+      </w:pPr>
+    </w:p>
+    <w:p>
+      <w:pPr>
+        <w:spacing w:after="0"/>
+        <w:rPr>
+          <w:rFonts w:ascii="Times New Roman" w:hAnsi="Times New Roman" w:cs="Times New Roman"/>
+          <w:b/>
+          <w:bCs/>
+        </w:rPr>
+      </w:pPr>
+    </w:p>
+    <w:p>
+      <w:pPr>
+        <w:spacing w:after="0"/>
+        <w:rPr>
+          <w:rFonts w:ascii="Times New Roman" w:hAnsi="Times New Roman" w:cs="Times New Roman"/>
+          <w:b/>
+          <w:bCs/>
+        </w:rPr>
+      </w:pPr>
+    </w:p>
+    <w:p>
+      <w:pPr>
+        <w:spacing w:after="0"/>
+        <w:rPr>
+          <w:rFonts w:ascii="Times New Roman" w:hAnsi="Times New Roman" w:cs="Times New Roman"/>
+          <w:b/>
+          <w:bCs/>
+        </w:rPr>
+      </w:pPr>
+    </w:p>
+    <w:p>
+      <w:pPr>
+        <w:spacing w:after="0"/>
+        <w:rPr>
+          <w:rFonts w:ascii="Times New Roman" w:hAnsi="Times New Roman" w:cs="Times New Roman"/>
+          <w:b/>
+          <w:bCs/>
+        </w:rPr>
+      </w:pPr>
+    </w:p>
+    <w:p>
+      <w:pPr>
+        <w:spacing w:after="0"/>
+        <w:rPr>
+          <w:rFonts w:ascii="Times New Roman" w:hAnsi="Times New Roman" w:cs="Times New Roman"/>
+          <w:b/>
+          <w:bCs/>
+        </w:rPr>
+      </w:pPr>
+    </w:p>
+    <w:p>
+      <w:pPr>
+        <w:spacing w:after="0"/>
+        <w:rPr>
+          <w:rFonts w:ascii="Times New Roman" w:hAnsi="Times New Roman" w:cs="Times New Roman"/>
+          <w:b/>
+          <w:bCs/>
+        </w:rPr>
+      </w:pPr>
+    </w:p>
+    <w:p>
+      <w:pPr>
+        <w:spacing w:after="0"/>
+        <w:rPr>
+          <w:rFonts w:ascii="Times New Roman" w:hAnsi="Times New Roman" w:cs="Times New Roman"/>
+          <w:b/>
+          <w:bCs/>
+        </w:rPr>
+      </w:pPr>
+    </w:p>
+    <w:p>
+      <w:pPr>
+        <w:spacing w:after="0"/>
+        <w:rPr>
+          <w:rFonts w:ascii="Times New Roman" w:hAnsi="Times New Roman" w:cs="Times New Roman"/>
+          <w:b/>
+          <w:bCs/>
+        </w:rPr>
+      </w:pPr>
+    </w:p>
+    <w:p>
+      <w:pPr>
+        <w:spacing w:after="0"/>
+        <w:rPr>
+          <w:rFonts w:ascii="Times New Roman" w:hAnsi="Times New Roman" w:cs="Times New Roman"/>
+          <w:b/>
+          <w:bCs/>
+        </w:rPr>
+      </w:pPr>
+    </w:p>
+    <w:p>
+      <w:pPr>
+        <w:spacing w:after="0"/>
+        <w:rPr>
+          <w:rFonts w:ascii="Times New Roman" w:hAnsi="Times New Roman" w:cs="Times New Roman"/>
+          <w:b/>
+          <w:bCs/>
+        </w:rPr>
+      </w:pPr>
+    </w:p>
+    <w:p>
+      <w:pPr>
+        <w:spacing w:after="0"/>
+        <w:rPr>
+          <w:rFonts w:ascii="Times New Roman" w:hAnsi="Times New Roman" w:cs="Times New Roman"/>
+          <w:b/>
+          <w:bCs/>
+        </w:rPr>
+      </w:pPr>
+    </w:p>
+    <w:p>
+      <w:pPr>
+        <w:spacing w:after="0"/>
+        <w:rPr>
+          <w:rFonts w:ascii="Times New Roman" w:hAnsi="Times New Roman" w:cs="Times New Roman"/>
+          <w:b/>
+          <w:bCs/>
+        </w:rPr>
+      </w:pPr>
+    </w:p>
+    <w:p>
+      <w:pPr>
+        <w:spacing w:after="0"/>
+        <w:rPr>
+          <w:rFonts w:ascii="Times New Roman" w:hAnsi="Times New Roman" w:cs="Times New Roman"/>
+          <w:b/>
+          <w:bCs/>
+        </w:rPr>
+      </w:pPr>
+    </w:p>
+    <w:p>
+      <w:pPr>
+        <w:spacing w:after="0"/>
+        <w:rPr>
+          <w:rFonts w:ascii="Times New Roman" w:hAnsi="Times New Roman" w:cs="Times New Roman"/>
+          <w:b/>
+          <w:bCs/>
+        </w:rPr>
+      </w:pPr>
+    </w:p>
+    <w:p>
+      <w:pPr>
+        <w:spacing w:after="0"/>
+        <w:rPr>
+          <w:rFonts w:ascii="Times New Roman" w:hAnsi="Times New Roman" w:cs="Times New Roman"/>
+          <w:b/>
+          <w:bCs/>
+        </w:rPr>
+      </w:pPr>
+    </w:p>
+    <w:p>
+      <w:pPr>
+        <w:spacing w:after="0"/>
+        <w:rPr>
+          <w:rFonts w:ascii="Times New Roman" w:hAnsi="Times New Roman" w:cs="Times New Roman"/>
+          <w:b/>
+          <w:bCs/>
+        </w:rPr>
+      </w:pPr>
+    </w:p>
+    <w:p>
+      <w:pPr>
+        <w:spacing w:after="0"/>
+        <w:rPr>
+          <w:rFonts w:ascii="Times New Roman" w:hAnsi="Times New Roman" w:cs="Times New Roman"/>
+          <w:b/>
+          <w:bCs/>
+        </w:rPr>
       </w:pPr>
     </w:p>
     <w:p>
